--- a/labs/lab06.docx
+++ b/labs/lab06.docx
@@ -19,7 +19,6 @@
         <w:t>Instructor: John MacCormick</w:t>
       </w:r>
     </w:p>
-    <w:p/>
     <w:p>
       <w:pPr>
         <w:pStyle w:val="Heading1"/>
@@ -47,7 +46,14 @@
         </w:numPr>
       </w:pPr>
       <w:r>
-        <w:t xml:space="preserve">Utilitarianism: </w:t>
+        <w:rPr>
+          <w:i/>
+          <w:iCs/>
+        </w:rPr>
+        <w:t>Utilitarianism</w:t>
+      </w:r>
+      <w:r>
+        <w:t xml:space="preserve">: </w:t>
       </w:r>
       <w:r>
         <w:t>C</w:t>
@@ -65,7 +71,14 @@
         </w:numPr>
       </w:pPr>
       <w:r>
-        <w:t>Do-no-harm: Never take an action that will cause harm or suffering.</w:t>
+        <w:rPr>
+          <w:i/>
+          <w:iCs/>
+        </w:rPr>
+        <w:t>Do-no-harm</w:t>
+      </w:r>
+      <w:r>
+        <w:t>: Never take an action that will cause harm or suffering.</w:t>
       </w:r>
     </w:p>
     <w:p>
@@ -133,7 +146,17 @@
         <w:t>Bonnefon, Azim Shariff and Iyad Rahwa</w:t>
       </w:r>
       <w:r>
-        <w:t>n, described in their 2016 Science journal article “</w:t>
+        <w:t xml:space="preserve">n, described in their 2016 </w:t>
+      </w:r>
+      <w:r>
+        <w:rPr>
+          <w:i/>
+          <w:iCs/>
+        </w:rPr>
+        <w:t>Science</w:t>
+      </w:r>
+      <w:r>
+        <w:t xml:space="preserve"> journal article “</w:t>
       </w:r>
       <w:r>
         <w:t>The social dilemma of autonomous vehicles</w:t>
@@ -154,7 +177,22 @@
         <w:t>Qu 1.</w:t>
       </w:r>
       <w:r>
-        <w:t xml:space="preserve"> Go to Moral Machine at the link above. Optionally, read any background information available at this site. When ready, click on “</w:t>
+        <w:t xml:space="preserve"> Go to Moral Machine at the link above. Optionally, read any background information available at this site.</w:t>
+      </w:r>
+      <w:r>
+        <w:t xml:space="preserve"> Click on “View Instructions” and </w:t>
+      </w:r>
+      <w:r>
+        <w:t>read just the first section, titled “Judge”.</w:t>
+      </w:r>
+      <w:r>
+        <w:t xml:space="preserve"> When ready, </w:t>
+      </w:r>
+      <w:r>
+        <w:t xml:space="preserve">go back to the home page and </w:t>
+      </w:r>
+      <w:r>
+        <w:t>click on “</w:t>
       </w:r>
       <w:r>
         <w:t>Start Judging</w:t>
@@ -243,7 +281,10 @@
     </w:p>
     <w:p>
       <w:r>
-        <w:t>It is one thing for individuals to make judgments with the Moral Machine. It is another to program those decisions into vehicles that will affect large numbers of people. Eventually</w:t>
+        <w:t xml:space="preserve">It is one thing for individuals to make judgments with the Moral Machine. It is another to program those decisions into vehicles that will affect large numbers of people. </w:t>
+      </w:r>
+      <w:r>
+        <w:t>In this lab</w:t>
       </w:r>
       <w:r>
         <w:t>,</w:t>
@@ -472,6 +513,12 @@
     <w:p>
       <w:pPr>
         <w:pStyle w:val="code"/>
+        <w:pBdr>
+          <w:top w:val="single" w:sz="4" w:space="1" w:color="auto"/>
+          <w:left w:val="single" w:sz="4" w:space="4" w:color="auto"/>
+          <w:bottom w:val="single" w:sz="4" w:space="1" w:color="auto"/>
+          <w:right w:val="single" w:sz="4" w:space="4" w:color="auto"/>
+        </w:pBdr>
       </w:pPr>
       <w:r>
         <w:t>import autonomous_vehicles as av</w:t>
@@ -480,11 +527,23 @@
     <w:p>
       <w:pPr>
         <w:pStyle w:val="code"/>
-      </w:pPr>
-    </w:p>
-    <w:p>
-      <w:pPr>
-        <w:pStyle w:val="code"/>
+        <w:pBdr>
+          <w:top w:val="single" w:sz="4" w:space="1" w:color="auto"/>
+          <w:left w:val="single" w:sz="4" w:space="4" w:color="auto"/>
+          <w:bottom w:val="single" w:sz="4" w:space="1" w:color="auto"/>
+          <w:right w:val="single" w:sz="4" w:space="4" w:color="auto"/>
+        </w:pBdr>
+      </w:pPr>
+    </w:p>
+    <w:p>
+      <w:pPr>
+        <w:pStyle w:val="code"/>
+        <w:pBdr>
+          <w:top w:val="single" w:sz="4" w:space="1" w:color="auto"/>
+          <w:left w:val="single" w:sz="4" w:space="4" w:color="auto"/>
+          <w:bottom w:val="single" w:sz="4" w:space="1" w:color="auto"/>
+          <w:right w:val="single" w:sz="4" w:space="4" w:color="auto"/>
+        </w:pBdr>
       </w:pPr>
       <w:r>
         <w:t>s = av.Scenario(3, True, 0, False, False, 5, True)</w:t>
@@ -493,11 +552,23 @@
     <w:p>
       <w:pPr>
         <w:pStyle w:val="code"/>
-      </w:pPr>
-    </w:p>
-    <w:p>
-      <w:pPr>
-        <w:pStyle w:val="code"/>
+        <w:pBdr>
+          <w:top w:val="single" w:sz="4" w:space="1" w:color="auto"/>
+          <w:left w:val="single" w:sz="4" w:space="4" w:color="auto"/>
+          <w:bottom w:val="single" w:sz="4" w:space="1" w:color="auto"/>
+          <w:right w:val="single" w:sz="4" w:space="4" w:color="auto"/>
+        </w:pBdr>
+      </w:pPr>
+    </w:p>
+    <w:p>
+      <w:pPr>
+        <w:pStyle w:val="code"/>
+        <w:pBdr>
+          <w:top w:val="single" w:sz="4" w:space="1" w:color="auto"/>
+          <w:left w:val="single" w:sz="4" w:space="4" w:color="auto"/>
+          <w:bottom w:val="single" w:sz="4" w:space="1" w:color="auto"/>
+          <w:right w:val="single" w:sz="4" w:space="4" w:color="auto"/>
+        </w:pBdr>
       </w:pPr>
       <w:r>
         <w:t>print ("Passengers: " + str(s.num_passengers()))</w:t>
@@ -506,6 +577,12 @@
     <w:p>
       <w:pPr>
         <w:pStyle w:val="code"/>
+        <w:pBdr>
+          <w:top w:val="single" w:sz="4" w:space="1" w:color="auto"/>
+          <w:left w:val="single" w:sz="4" w:space="4" w:color="auto"/>
+          <w:bottom w:val="single" w:sz="4" w:space="1" w:color="auto"/>
+          <w:right w:val="single" w:sz="4" w:space="4" w:color="auto"/>
+        </w:pBdr>
       </w:pPr>
       <w:r>
         <w:t>print ("Left Lane:")</w:t>
@@ -514,6 +591,12 @@
     <w:p>
       <w:pPr>
         <w:pStyle w:val="code"/>
+        <w:pBdr>
+          <w:top w:val="single" w:sz="4" w:space="1" w:color="auto"/>
+          <w:left w:val="single" w:sz="4" w:space="4" w:color="auto"/>
+          <w:bottom w:val="single" w:sz="4" w:space="1" w:color="auto"/>
+          <w:right w:val="single" w:sz="4" w:space="4" w:color="auto"/>
+        </w:pBdr>
       </w:pPr>
       <w:r>
         <w:t>print ("  Barrier exits:      " + str(s.left_barrier_exists()))</w:t>
@@ -522,6 +605,12 @@
     <w:p>
       <w:pPr>
         <w:pStyle w:val="code"/>
+        <w:pBdr>
+          <w:top w:val="single" w:sz="4" w:space="1" w:color="auto"/>
+          <w:left w:val="single" w:sz="4" w:space="4" w:color="auto"/>
+          <w:bottom w:val="single" w:sz="4" w:space="1" w:color="auto"/>
+          <w:right w:val="single" w:sz="4" w:space="4" w:color="auto"/>
+        </w:pBdr>
       </w:pPr>
       <w:r>
         <w:t>print ("  Pedestrians:        " + str(s.left_num_pedestrians()))</w:t>
@@ -530,6 +619,12 @@
     <w:p>
       <w:pPr>
         <w:pStyle w:val="code"/>
+        <w:pBdr>
+          <w:top w:val="single" w:sz="4" w:space="1" w:color="auto"/>
+          <w:left w:val="single" w:sz="4" w:space="4" w:color="auto"/>
+          <w:bottom w:val="single" w:sz="4" w:space="1" w:color="auto"/>
+          <w:right w:val="single" w:sz="4" w:space="4" w:color="auto"/>
+        </w:pBdr>
       </w:pPr>
       <w:r>
         <w:t>print ("  Crossing signal on: " + str(s.left_crossing_signal_on()))</w:t>
@@ -538,6 +633,12 @@
     <w:p>
       <w:pPr>
         <w:pStyle w:val="code"/>
+        <w:pBdr>
+          <w:top w:val="single" w:sz="4" w:space="1" w:color="auto"/>
+          <w:left w:val="single" w:sz="4" w:space="4" w:color="auto"/>
+          <w:bottom w:val="single" w:sz="4" w:space="1" w:color="auto"/>
+          <w:right w:val="single" w:sz="4" w:space="4" w:color="auto"/>
+        </w:pBdr>
       </w:pPr>
       <w:r>
         <w:t>print ("Right Lane:")</w:t>
@@ -546,6 +647,12 @@
     <w:p>
       <w:pPr>
         <w:pStyle w:val="code"/>
+        <w:pBdr>
+          <w:top w:val="single" w:sz="4" w:space="1" w:color="auto"/>
+          <w:left w:val="single" w:sz="4" w:space="4" w:color="auto"/>
+          <w:bottom w:val="single" w:sz="4" w:space="1" w:color="auto"/>
+          <w:right w:val="single" w:sz="4" w:space="4" w:color="auto"/>
+        </w:pBdr>
       </w:pPr>
       <w:r>
         <w:t>print ("  Barrier exists:     " + str(s.right_barrier_exists()))</w:t>
@@ -554,6 +661,12 @@
     <w:p>
       <w:pPr>
         <w:pStyle w:val="code"/>
+        <w:pBdr>
+          <w:top w:val="single" w:sz="4" w:space="1" w:color="auto"/>
+          <w:left w:val="single" w:sz="4" w:space="4" w:color="auto"/>
+          <w:bottom w:val="single" w:sz="4" w:space="1" w:color="auto"/>
+          <w:right w:val="single" w:sz="4" w:space="4" w:color="auto"/>
+        </w:pBdr>
       </w:pPr>
       <w:r>
         <w:t>print ("  Pedestrians:        " + str(s.right_num_pedestrians()))</w:t>
@@ -562,6 +675,12 @@
     <w:p>
       <w:pPr>
         <w:pStyle w:val="code"/>
+        <w:pBdr>
+          <w:top w:val="single" w:sz="4" w:space="1" w:color="auto"/>
+          <w:left w:val="single" w:sz="4" w:space="4" w:color="auto"/>
+          <w:bottom w:val="single" w:sz="4" w:space="1" w:color="auto"/>
+          <w:right w:val="single" w:sz="4" w:space="4" w:color="auto"/>
+        </w:pBdr>
       </w:pPr>
       <w:r>
         <w:t>print ("  Crossing signal on: " + str(s.right_crossing_signal_on()))</w:t>
@@ -569,32 +688,17 @@
     </w:p>
     <w:p>
       <w:pPr>
-        <w:pStyle w:val="code"/>
-      </w:pPr>
-    </w:p>
-    <w:p>
-      <w:pPr>
-        <w:pStyle w:val="code"/>
-        <w:rPr>
-          <w:rFonts w:asciiTheme="minorHAnsi" w:hAnsiTheme="minorHAnsi"/>
-          <w:iCs w:val="0"/>
-          <w:color w:val="auto"/>
-          <w:sz w:val="22"/>
-          <w:szCs w:val="22"/>
-        </w:rPr>
-      </w:pPr>
-    </w:p>
-    <w:p>
-      <w:pPr>
-        <w:pStyle w:val="code"/>
-        <w:rPr>
-          <w:rFonts w:asciiTheme="minorHAnsi" w:hAnsiTheme="minorHAnsi"/>
-          <w:iCs w:val="0"/>
-          <w:color w:val="auto"/>
-          <w:sz w:val="22"/>
-          <w:szCs w:val="22"/>
-        </w:rPr>
-      </w:pPr>
+        <w:rPr>
+          <w:rFonts w:ascii="Consolas" w:hAnsi="Consolas"/>
+          <w:iCs/>
+          <w:color w:val="002060"/>
+          <w:sz w:val="20"/>
+          <w:szCs w:val="20"/>
+        </w:rPr>
+      </w:pPr>
+      <w:r>
+        <w:br w:type="page"/>
+      </w:r>
     </w:p>
     <w:p>
       <w:r>
@@ -775,10 +879,13 @@
         <w:t>Qu 7.</w:t>
       </w:r>
       <w:r>
-        <w:t xml:space="preserve"> D</w:t>
-      </w:r>
-      <w:r>
-        <w:t>efine a function</w:t>
+        <w:t xml:space="preserve"> </w:t>
+      </w:r>
+      <w:r>
+        <w:t>Write</w:t>
+      </w:r>
+      <w:r>
+        <w:t xml:space="preserve"> a function</w:t>
       </w:r>
       <w:r>
         <w:t xml:space="preserve"> with signature </w:t>
@@ -861,6 +968,12 @@
     <w:p>
       <w:pPr>
         <w:pStyle w:val="code"/>
+        <w:pBdr>
+          <w:top w:val="single" w:sz="4" w:space="1" w:color="auto"/>
+          <w:left w:val="single" w:sz="4" w:space="4" w:color="auto"/>
+          <w:bottom w:val="single" w:sz="4" w:space="1" w:color="auto"/>
+          <w:right w:val="single" w:sz="4" w:space="4" w:color="auto"/>
+        </w:pBdr>
       </w:pPr>
       <w:r>
         <w:t>s = av.Scenario(3, False, 5, True, True, 0, True)</w:t>
@@ -869,6 +982,12 @@
     <w:p>
       <w:pPr>
         <w:pStyle w:val="code"/>
+        <w:pBdr>
+          <w:top w:val="single" w:sz="4" w:space="1" w:color="auto"/>
+          <w:left w:val="single" w:sz="4" w:space="4" w:color="auto"/>
+          <w:bottom w:val="single" w:sz="4" w:space="1" w:color="auto"/>
+          <w:right w:val="single" w:sz="4" w:space="4" w:color="auto"/>
+        </w:pBdr>
       </w:pPr>
       <w:r>
         <w:t>assert selfish_car(s) == "Stay", "Swerved but should have stayed."</w:t>
@@ -877,6 +996,12 @@
     <w:p>
       <w:pPr>
         <w:pStyle w:val="code"/>
+        <w:pBdr>
+          <w:top w:val="single" w:sz="4" w:space="1" w:color="auto"/>
+          <w:left w:val="single" w:sz="4" w:space="4" w:color="auto"/>
+          <w:bottom w:val="single" w:sz="4" w:space="1" w:color="auto"/>
+          <w:right w:val="single" w:sz="4" w:space="4" w:color="auto"/>
+        </w:pBdr>
       </w:pPr>
       <w:r>
         <w:t>print("Success!")</w:t>
@@ -970,7 +1095,27 @@
         <w:t>,</w:t>
       </w:r>
       <w:r>
-        <w:t xml:space="preserve"> we will need to be able to compare the number of fatalities that occur when the car Stays and when it Swerves. </w:t>
+        <w:t xml:space="preserve"> we will need to be able to compare the number of fatalities that occur when the car </w:t>
+      </w:r>
+      <w:r>
+        <w:rPr>
+          <w:i/>
+          <w:iCs/>
+        </w:rPr>
+        <w:t>Stays</w:t>
+      </w:r>
+      <w:r>
+        <w:t xml:space="preserve"> and when it </w:t>
+      </w:r>
+      <w:r>
+        <w:rPr>
+          <w:i/>
+          <w:iCs/>
+        </w:rPr>
+        <w:t>Swerves</w:t>
+      </w:r>
+      <w:r>
+        <w:t xml:space="preserve">. </w:t>
       </w:r>
     </w:p>
     <w:p>
@@ -1186,144 +1331,112 @@
     </w:p>
     <w:p>
       <w:pPr>
-        <w:pStyle w:val="code"/>
-        <w:rPr>
-          <w:rFonts w:asciiTheme="minorHAnsi" w:hAnsiTheme="minorHAnsi"/>
-          <w:iCs w:val="0"/>
-          <w:color w:val="auto"/>
-          <w:sz w:val="22"/>
-          <w:szCs w:val="22"/>
-        </w:rPr>
-      </w:pPr>
-    </w:p>
-    <w:p>
-      <w:r>
         <w:rPr>
           <w:b/>
           <w:bCs/>
         </w:rPr>
-        <w:t>Qu 11.</w:t>
-      </w:r>
-      <w:r>
-        <w:t xml:space="preserve"> D</w:t>
-      </w:r>
-      <w:r>
-        <w:t>efine a function</w:t>
-      </w:r>
-      <w:r>
-        <w:t xml:space="preserve"> with signature </w:t>
-      </w:r>
-      <w:r>
-        <w:rPr>
-          <w:rStyle w:val="codeChar"/>
-        </w:rPr>
-        <w:t>util</w:t>
-      </w:r>
-      <w:r>
-        <w:rPr>
-          <w:rStyle w:val="codeChar"/>
-        </w:rPr>
-        <w:t>_car(s)</w:t>
-      </w:r>
-      <w:r>
-        <w:t xml:space="preserve"> that controls the car </w:t>
-      </w:r>
-      <w:r>
-        <w:t xml:space="preserve">according to </w:t>
-      </w:r>
-      <w:r>
-        <w:t>Bentham's utilitarian ethical principle</w:t>
-      </w:r>
-      <w:r>
-        <w:t>. Th</w:t>
-      </w:r>
-      <w:r>
-        <w:t xml:space="preserve">e parameter </w:t>
-      </w:r>
-      <w:r>
-        <w:rPr>
-          <w:rStyle w:val="codeChar"/>
-        </w:rPr>
-        <w:t>s</w:t>
-      </w:r>
-      <w:r>
-        <w:t xml:space="preserve"> is</w:t>
-      </w:r>
-      <w:r>
-        <w:t xml:space="preserve"> a Scenario object</w:t>
-      </w:r>
-      <w:r>
-        <w:t>. The function</w:t>
-      </w:r>
-      <w:r>
-        <w:t xml:space="preserve"> returns either the string </w:t>
-      </w:r>
-      <w:r>
-        <w:rPr>
-          <w:rStyle w:val="codeChar"/>
-        </w:rPr>
-        <w:t>'Stay'</w:t>
-      </w:r>
-      <w:r>
-        <w:t xml:space="preserve"> or the string </w:t>
-      </w:r>
-      <w:r>
-        <w:rPr>
-          <w:rStyle w:val="codeChar"/>
-        </w:rPr>
-        <w:t>'Swerve'</w:t>
-      </w:r>
-      <w:r>
-        <w:t xml:space="preserve"> indicating if the car should stay in its lane or swerve into the other lane. The function should assume that the car is in the left lane.</w:t>
-      </w:r>
-    </w:p>
-    <w:p>
-      <w:pPr>
-        <w:pStyle w:val="code"/>
-        <w:rPr>
-          <w:rFonts w:asciiTheme="minorHAnsi" w:hAnsiTheme="minorHAnsi"/>
-          <w:iCs w:val="0"/>
-          <w:color w:val="auto"/>
-          <w:sz w:val="22"/>
-          <w:szCs w:val="22"/>
-        </w:rPr>
-      </w:pPr>
-    </w:p>
-    <w:p>
-      <w:pPr>
-        <w:pStyle w:val="code"/>
-        <w:rPr>
-          <w:rFonts w:asciiTheme="minorHAnsi" w:hAnsiTheme="minorHAnsi"/>
-          <w:iCs w:val="0"/>
-          <w:color w:val="auto"/>
-          <w:sz w:val="22"/>
-          <w:szCs w:val="22"/>
-        </w:rPr>
-      </w:pPr>
-      <w:r>
-        <w:rPr>
-          <w:rFonts w:asciiTheme="minorHAnsi" w:hAnsiTheme="minorHAnsi"/>
+      </w:pPr>
+      <w:r>
+        <w:rPr>
           <w:b/>
           <w:bCs/>
-          <w:iCs w:val="0"/>
-          <w:color w:val="auto"/>
-          <w:sz w:val="22"/>
-          <w:szCs w:val="22"/>
-        </w:rPr>
-        <w:t>Qu 1</w:t>
-      </w:r>
-      <w:r>
-        <w:rPr>
-          <w:rFonts w:asciiTheme="minorHAnsi" w:hAnsiTheme="minorHAnsi"/>
+        </w:rPr>
+        <w:br w:type="page"/>
+      </w:r>
+    </w:p>
+    <w:p>
+      <w:r>
+        <w:rPr>
           <w:b/>
           <w:bCs/>
-          <w:iCs w:val="0"/>
-          <w:color w:val="auto"/>
-          <w:sz w:val="22"/>
-          <w:szCs w:val="22"/>
-        </w:rPr>
-        <w:t>2</w:t>
-      </w:r>
+        </w:rPr>
+        <w:lastRenderedPageBreak/>
+        <w:t>Qu 11.</w:t>
+      </w:r>
+      <w:r>
+        <w:t xml:space="preserve"> D</w:t>
+      </w:r>
+      <w:r>
+        <w:t>efine a function</w:t>
+      </w:r>
+      <w:r>
+        <w:t xml:space="preserve"> with signature </w:t>
+      </w:r>
+      <w:r>
+        <w:rPr>
+          <w:rStyle w:val="codeChar"/>
+        </w:rPr>
+        <w:t>util</w:t>
+      </w:r>
+      <w:r>
+        <w:rPr>
+          <w:rStyle w:val="codeChar"/>
+        </w:rPr>
+        <w:t>_car(s)</w:t>
+      </w:r>
+      <w:r>
+        <w:t xml:space="preserve"> that controls the car </w:t>
+      </w:r>
+      <w:r>
+        <w:t xml:space="preserve">according to </w:t>
+      </w:r>
+      <w:r>
+        <w:t>Bentham's utilitarian ethical principle</w:t>
+      </w:r>
+      <w:r>
+        <w:t>. Th</w:t>
+      </w:r>
+      <w:r>
+        <w:t xml:space="preserve">e parameter </w:t>
+      </w:r>
+      <w:r>
+        <w:rPr>
+          <w:rStyle w:val="codeChar"/>
+        </w:rPr>
+        <w:t>s</w:t>
+      </w:r>
+      <w:r>
+        <w:t xml:space="preserve"> is</w:t>
+      </w:r>
+      <w:r>
+        <w:t xml:space="preserve"> a Scenario object</w:t>
+      </w:r>
+      <w:r>
+        <w:t>. The function</w:t>
+      </w:r>
+      <w:r>
+        <w:t xml:space="preserve"> returns either the string </w:t>
+      </w:r>
+      <w:r>
+        <w:rPr>
+          <w:rStyle w:val="codeChar"/>
+        </w:rPr>
+        <w:t>'Stay'</w:t>
+      </w:r>
+      <w:r>
+        <w:t xml:space="preserve"> or the string </w:t>
+      </w:r>
+      <w:r>
+        <w:rPr>
+          <w:rStyle w:val="codeChar"/>
+        </w:rPr>
+        <w:t>'Swerve'</w:t>
+      </w:r>
+      <w:r>
+        <w:t xml:space="preserve"> indicating if the car should stay in its lane or swerve into the other lane. The function should assume that the car is in the left lane.</w:t>
+      </w:r>
+    </w:p>
+    <w:p>
+      <w:pPr>
+        <w:pStyle w:val="code"/>
+        <w:rPr>
+          <w:rFonts w:asciiTheme="minorHAnsi" w:hAnsiTheme="minorHAnsi"/>
+          <w:iCs w:val="0"/>
+          <w:color w:val="auto"/>
+          <w:sz w:val="22"/>
+          <w:szCs w:val="22"/>
+        </w:rPr>
+      </w:pPr>
       <w:r>
         <w:rPr>
           <w:rFonts w:asciiTheme="minorHAnsi" w:hAnsiTheme="minorHAnsi"/>
@@ -1334,101 +1447,8 @@
           <w:sz w:val="22"/>
           <w:szCs w:val="22"/>
         </w:rPr>
-        <w:t>.</w:t>
-      </w:r>
-      <w:r>
-        <w:rPr>
-          <w:rFonts w:asciiTheme="minorHAnsi" w:hAnsiTheme="minorHAnsi"/>
-          <w:iCs w:val="0"/>
-          <w:color w:val="auto"/>
-          <w:sz w:val="22"/>
-          <w:szCs w:val="22"/>
-        </w:rPr>
-        <w:t xml:space="preserve"> Write a function </w:t>
-      </w:r>
-      <w:r>
-        <w:t>test_</w:t>
-      </w:r>
-      <w:r>
-        <w:rPr>
-          <w:rStyle w:val="codeChar"/>
-        </w:rPr>
-        <w:t>util</w:t>
-      </w:r>
-      <w:r>
-        <w:rPr>
-          <w:rStyle w:val="codeChar"/>
-        </w:rPr>
-        <w:t>_car</w:t>
-      </w:r>
-      <w:r>
-        <w:rPr>
-          <w:rStyle w:val="codeChar"/>
-        </w:rPr>
-        <w:t>()</w:t>
-      </w:r>
-      <w:r>
-        <w:rPr>
-          <w:rFonts w:asciiTheme="minorHAnsi" w:hAnsiTheme="minorHAnsi"/>
-          <w:iCs w:val="0"/>
-          <w:color w:val="auto"/>
-          <w:sz w:val="22"/>
-          <w:szCs w:val="22"/>
-        </w:rPr>
-        <w:t>. This f</w:t>
-      </w:r>
-      <w:r>
-        <w:rPr>
-          <w:rFonts w:asciiTheme="minorHAnsi" w:hAnsiTheme="minorHAnsi"/>
-          <w:iCs w:val="0"/>
-          <w:color w:val="auto"/>
-          <w:sz w:val="22"/>
-          <w:szCs w:val="22"/>
-        </w:rPr>
-        <w:t xml:space="preserve">unction should </w:t>
-      </w:r>
-      <w:r>
-        <w:rPr>
-          <w:rFonts w:asciiTheme="minorHAnsi" w:hAnsiTheme="minorHAnsi"/>
-          <w:iCs w:val="0"/>
-          <w:color w:val="auto"/>
-          <w:sz w:val="22"/>
-          <w:szCs w:val="22"/>
-        </w:rPr>
-        <w:t>test the function from the previous question. It must achieve statement coverage.</w:t>
-      </w:r>
-    </w:p>
-    <w:p>
-      <w:pPr>
-        <w:pStyle w:val="code"/>
-        <w:rPr>
-          <w:rFonts w:asciiTheme="minorHAnsi" w:hAnsiTheme="minorHAnsi"/>
-          <w:iCs w:val="0"/>
-          <w:color w:val="auto"/>
-          <w:sz w:val="22"/>
-          <w:szCs w:val="22"/>
-        </w:rPr>
-      </w:pPr>
-    </w:p>
-    <w:p>
-      <w:pPr>
-        <w:pStyle w:val="Heading2"/>
-      </w:pPr>
-      <w:r>
-        <w:t>Estimating the cost of selfishness</w:t>
-      </w:r>
-    </w:p>
-    <w:p>
-      <w:pPr>
-        <w:pStyle w:val="code"/>
-        <w:rPr>
-          <w:rFonts w:asciiTheme="minorHAnsi" w:hAnsiTheme="minorHAnsi"/>
-          <w:iCs w:val="0"/>
-          <w:color w:val="auto"/>
-          <w:sz w:val="22"/>
-          <w:szCs w:val="22"/>
-        </w:rPr>
-      </w:pPr>
+        <w:t>Qu 1</w:t>
+      </w:r>
       <w:r>
         <w:rPr>
           <w:rFonts w:asciiTheme="minorHAnsi" w:hAnsiTheme="minorHAnsi"/>
@@ -1439,154 +1459,8 @@
           <w:sz w:val="22"/>
           <w:szCs w:val="22"/>
         </w:rPr>
-        <w:t xml:space="preserve">Qu 13. </w:t>
-      </w:r>
-      <w:r>
-        <w:rPr>
-          <w:rFonts w:asciiTheme="minorHAnsi" w:hAnsiTheme="minorHAnsi"/>
-          <w:iCs w:val="0"/>
-          <w:color w:val="auto"/>
-          <w:sz w:val="22"/>
-          <w:szCs w:val="22"/>
-        </w:rPr>
-        <w:t xml:space="preserve">Write a function with signature </w:t>
-      </w:r>
-      <w:r>
-        <w:t>simulate_car(car_type)</w:t>
-      </w:r>
-      <w:r>
-        <w:rPr>
-          <w:rFonts w:asciiTheme="minorHAnsi" w:hAnsiTheme="minorHAnsi"/>
-          <w:iCs w:val="0"/>
-          <w:color w:val="auto"/>
-          <w:sz w:val="22"/>
-          <w:szCs w:val="22"/>
-        </w:rPr>
-        <w:t xml:space="preserve">. The parameter </w:t>
-      </w:r>
-      <w:r>
-        <w:t>car_type</w:t>
-      </w:r>
-      <w:r>
-        <w:rPr>
-          <w:rFonts w:asciiTheme="minorHAnsi" w:hAnsiTheme="minorHAnsi"/>
-          <w:iCs w:val="0"/>
-          <w:color w:val="auto"/>
-          <w:sz w:val="22"/>
-          <w:szCs w:val="22"/>
-        </w:rPr>
-        <w:t xml:space="preserve"> is a string, either </w:t>
-      </w:r>
-      <w:r>
-        <w:t>'Selfish'</w:t>
-      </w:r>
-      <w:r>
-        <w:rPr>
-          <w:rFonts w:asciiTheme="minorHAnsi" w:hAnsiTheme="minorHAnsi"/>
-          <w:iCs w:val="0"/>
-          <w:color w:val="auto"/>
-          <w:sz w:val="22"/>
-          <w:szCs w:val="22"/>
-        </w:rPr>
-        <w:t xml:space="preserve"> or </w:t>
-      </w:r>
-      <w:r>
-        <w:t>'Util'</w:t>
-      </w:r>
-      <w:r>
-        <w:rPr>
-          <w:rFonts w:asciiTheme="minorHAnsi" w:hAnsiTheme="minorHAnsi"/>
-          <w:iCs w:val="0"/>
-          <w:color w:val="auto"/>
-          <w:sz w:val="22"/>
-          <w:szCs w:val="22"/>
-        </w:rPr>
-        <w:t xml:space="preserve">. The function should simulate </w:t>
-      </w:r>
-      <w:r>
-        <w:rPr>
-          <w:rFonts w:asciiTheme="minorHAnsi" w:hAnsiTheme="minorHAnsi"/>
-          <w:iCs w:val="0"/>
-          <w:color w:val="auto"/>
-          <w:sz w:val="22"/>
-          <w:szCs w:val="22"/>
-        </w:rPr>
-        <w:t xml:space="preserve">10000 randomized </w:t>
-      </w:r>
-      <w:r>
-        <w:rPr>
-          <w:rFonts w:asciiTheme="minorHAnsi" w:hAnsiTheme="minorHAnsi"/>
-          <w:iCs w:val="0"/>
-          <w:color w:val="auto"/>
-          <w:sz w:val="22"/>
-          <w:szCs w:val="22"/>
-        </w:rPr>
-        <w:t>s</w:t>
-      </w:r>
-      <w:r>
-        <w:rPr>
-          <w:rFonts w:asciiTheme="minorHAnsi" w:hAnsiTheme="minorHAnsi"/>
-          <w:iCs w:val="0"/>
-          <w:color w:val="auto"/>
-          <w:sz w:val="22"/>
-          <w:szCs w:val="22"/>
-        </w:rPr>
-        <w:t xml:space="preserve">cenarios using </w:t>
-      </w:r>
-      <w:r>
-        <w:rPr>
-          <w:rFonts w:asciiTheme="minorHAnsi" w:hAnsiTheme="minorHAnsi"/>
-          <w:iCs w:val="0"/>
-          <w:color w:val="auto"/>
-          <w:sz w:val="22"/>
-          <w:szCs w:val="22"/>
-        </w:rPr>
-        <w:t>the given type of car,</w:t>
-      </w:r>
-      <w:r>
-        <w:rPr>
-          <w:rFonts w:asciiTheme="minorHAnsi" w:hAnsiTheme="minorHAnsi"/>
-          <w:iCs w:val="0"/>
-          <w:color w:val="auto"/>
-          <w:sz w:val="22"/>
-          <w:szCs w:val="22"/>
-        </w:rPr>
-        <w:t xml:space="preserve"> and print out the average number of fatalities per scenario</w:t>
-      </w:r>
-      <w:r>
-        <w:rPr>
-          <w:rFonts w:asciiTheme="minorHAnsi" w:hAnsiTheme="minorHAnsi"/>
-          <w:iCs w:val="0"/>
-          <w:color w:val="auto"/>
-          <w:sz w:val="22"/>
-          <w:szCs w:val="22"/>
-        </w:rPr>
-        <w:t>.</w:t>
-      </w:r>
-    </w:p>
-    <w:p>
-      <w:pPr>
-        <w:pStyle w:val="code"/>
-        <w:rPr>
-          <w:rFonts w:asciiTheme="minorHAnsi" w:hAnsiTheme="minorHAnsi"/>
-          <w:iCs w:val="0"/>
-          <w:color w:val="auto"/>
-          <w:sz w:val="22"/>
-          <w:szCs w:val="22"/>
-        </w:rPr>
-      </w:pPr>
-    </w:p>
-    <w:p>
-      <w:pPr>
-        <w:pStyle w:val="code"/>
-        <w:rPr>
-          <w:rFonts w:asciiTheme="minorHAnsi" w:hAnsiTheme="minorHAnsi"/>
-          <w:iCs w:val="0"/>
-          <w:color w:val="auto"/>
-          <w:sz w:val="22"/>
-          <w:szCs w:val="22"/>
-        </w:rPr>
-      </w:pPr>
+        <w:t>2</w:t>
+      </w:r>
       <w:r>
         <w:rPr>
           <w:rFonts w:asciiTheme="minorHAnsi" w:hAnsiTheme="minorHAnsi"/>
@@ -1597,6 +1471,283 @@
           <w:sz w:val="22"/>
           <w:szCs w:val="22"/>
         </w:rPr>
+        <w:t>.</w:t>
+      </w:r>
+      <w:r>
+        <w:rPr>
+          <w:rFonts w:asciiTheme="minorHAnsi" w:hAnsiTheme="minorHAnsi"/>
+          <w:iCs w:val="0"/>
+          <w:color w:val="auto"/>
+          <w:sz w:val="22"/>
+          <w:szCs w:val="22"/>
+        </w:rPr>
+        <w:t xml:space="preserve"> Write a function </w:t>
+      </w:r>
+      <w:r>
+        <w:t>test_</w:t>
+      </w:r>
+      <w:r>
+        <w:rPr>
+          <w:rStyle w:val="codeChar"/>
+        </w:rPr>
+        <w:t>util</w:t>
+      </w:r>
+      <w:r>
+        <w:rPr>
+          <w:rStyle w:val="codeChar"/>
+        </w:rPr>
+        <w:t>_car</w:t>
+      </w:r>
+      <w:r>
+        <w:rPr>
+          <w:rStyle w:val="codeChar"/>
+        </w:rPr>
+        <w:t>()</w:t>
+      </w:r>
+      <w:r>
+        <w:rPr>
+          <w:rFonts w:asciiTheme="minorHAnsi" w:hAnsiTheme="minorHAnsi"/>
+          <w:iCs w:val="0"/>
+          <w:color w:val="auto"/>
+          <w:sz w:val="22"/>
+          <w:szCs w:val="22"/>
+        </w:rPr>
+        <w:t>. This f</w:t>
+      </w:r>
+      <w:r>
+        <w:rPr>
+          <w:rFonts w:asciiTheme="minorHAnsi" w:hAnsiTheme="minorHAnsi"/>
+          <w:iCs w:val="0"/>
+          <w:color w:val="auto"/>
+          <w:sz w:val="22"/>
+          <w:szCs w:val="22"/>
+        </w:rPr>
+        <w:t xml:space="preserve">unction should </w:t>
+      </w:r>
+      <w:r>
+        <w:rPr>
+          <w:rFonts w:asciiTheme="minorHAnsi" w:hAnsiTheme="minorHAnsi"/>
+          <w:iCs w:val="0"/>
+          <w:color w:val="auto"/>
+          <w:sz w:val="22"/>
+          <w:szCs w:val="22"/>
+        </w:rPr>
+        <w:t>test the function from the previous question. It must achieve statement coverage.</w:t>
+      </w:r>
+    </w:p>
+    <w:p>
+      <w:pPr>
+        <w:pStyle w:val="code"/>
+        <w:rPr>
+          <w:rFonts w:asciiTheme="minorHAnsi" w:hAnsiTheme="minorHAnsi"/>
+          <w:iCs w:val="0"/>
+          <w:color w:val="auto"/>
+          <w:sz w:val="22"/>
+          <w:szCs w:val="22"/>
+        </w:rPr>
+      </w:pPr>
+    </w:p>
+    <w:p>
+      <w:pPr>
+        <w:pStyle w:val="Heading2"/>
+      </w:pPr>
+      <w:r>
+        <w:t>Estimating the cost of selfishness</w:t>
+      </w:r>
+    </w:p>
+    <w:p>
+      <w:pPr>
+        <w:pStyle w:val="code"/>
+        <w:rPr>
+          <w:rFonts w:asciiTheme="minorHAnsi" w:hAnsiTheme="minorHAnsi"/>
+          <w:b/>
+          <w:bCs/>
+          <w:iCs w:val="0"/>
+          <w:color w:val="auto"/>
+          <w:sz w:val="22"/>
+          <w:szCs w:val="22"/>
+        </w:rPr>
+      </w:pPr>
+    </w:p>
+    <w:p>
+      <w:pPr>
+        <w:pStyle w:val="code"/>
+        <w:rPr>
+          <w:rFonts w:asciiTheme="minorHAnsi" w:hAnsiTheme="minorHAnsi"/>
+          <w:iCs w:val="0"/>
+          <w:color w:val="auto"/>
+          <w:sz w:val="22"/>
+          <w:szCs w:val="22"/>
+        </w:rPr>
+      </w:pPr>
+      <w:r>
+        <w:rPr>
+          <w:rFonts w:asciiTheme="minorHAnsi" w:hAnsiTheme="minorHAnsi"/>
+          <w:b/>
+          <w:bCs/>
+          <w:iCs w:val="0"/>
+          <w:color w:val="auto"/>
+          <w:sz w:val="22"/>
+          <w:szCs w:val="22"/>
+        </w:rPr>
+        <w:t xml:space="preserve">Qu 13. </w:t>
+      </w:r>
+      <w:r>
+        <w:rPr>
+          <w:rFonts w:asciiTheme="minorHAnsi" w:hAnsiTheme="minorHAnsi"/>
+          <w:iCs w:val="0"/>
+          <w:color w:val="auto"/>
+          <w:sz w:val="22"/>
+          <w:szCs w:val="22"/>
+        </w:rPr>
+        <w:t xml:space="preserve">Write a function with signature </w:t>
+      </w:r>
+      <w:r>
+        <w:t>simulate_car(car_type)</w:t>
+      </w:r>
+      <w:r>
+        <w:rPr>
+          <w:rFonts w:asciiTheme="minorHAnsi" w:hAnsiTheme="minorHAnsi"/>
+          <w:iCs w:val="0"/>
+          <w:color w:val="auto"/>
+          <w:sz w:val="22"/>
+          <w:szCs w:val="22"/>
+        </w:rPr>
+        <w:t xml:space="preserve">. The parameter </w:t>
+      </w:r>
+      <w:r>
+        <w:t>car_type</w:t>
+      </w:r>
+      <w:r>
+        <w:rPr>
+          <w:rFonts w:asciiTheme="minorHAnsi" w:hAnsiTheme="minorHAnsi"/>
+          <w:iCs w:val="0"/>
+          <w:color w:val="auto"/>
+          <w:sz w:val="22"/>
+          <w:szCs w:val="22"/>
+        </w:rPr>
+        <w:t xml:space="preserve"> is a string, either </w:t>
+      </w:r>
+      <w:r>
+        <w:t>'Selfish'</w:t>
+      </w:r>
+      <w:r>
+        <w:rPr>
+          <w:rFonts w:asciiTheme="minorHAnsi" w:hAnsiTheme="minorHAnsi"/>
+          <w:iCs w:val="0"/>
+          <w:color w:val="auto"/>
+          <w:sz w:val="22"/>
+          <w:szCs w:val="22"/>
+        </w:rPr>
+        <w:t xml:space="preserve"> or </w:t>
+      </w:r>
+      <w:r>
+        <w:t>'Util'</w:t>
+      </w:r>
+      <w:r>
+        <w:rPr>
+          <w:rFonts w:asciiTheme="minorHAnsi" w:hAnsiTheme="minorHAnsi"/>
+          <w:iCs w:val="0"/>
+          <w:color w:val="auto"/>
+          <w:sz w:val="22"/>
+          <w:szCs w:val="22"/>
+        </w:rPr>
+        <w:t xml:space="preserve">. The function should simulate </w:t>
+      </w:r>
+      <w:r>
+        <w:rPr>
+          <w:rFonts w:asciiTheme="minorHAnsi" w:hAnsiTheme="minorHAnsi"/>
+          <w:iCs w:val="0"/>
+          <w:color w:val="auto"/>
+          <w:sz w:val="22"/>
+          <w:szCs w:val="22"/>
+        </w:rPr>
+        <w:t xml:space="preserve">10000 randomized </w:t>
+      </w:r>
+      <w:r>
+        <w:rPr>
+          <w:rFonts w:asciiTheme="minorHAnsi" w:hAnsiTheme="minorHAnsi"/>
+          <w:iCs w:val="0"/>
+          <w:color w:val="auto"/>
+          <w:sz w:val="22"/>
+          <w:szCs w:val="22"/>
+        </w:rPr>
+        <w:t>s</w:t>
+      </w:r>
+      <w:r>
+        <w:rPr>
+          <w:rFonts w:asciiTheme="minorHAnsi" w:hAnsiTheme="minorHAnsi"/>
+          <w:iCs w:val="0"/>
+          <w:color w:val="auto"/>
+          <w:sz w:val="22"/>
+          <w:szCs w:val="22"/>
+        </w:rPr>
+        <w:t xml:space="preserve">cenarios using </w:t>
+      </w:r>
+      <w:r>
+        <w:rPr>
+          <w:rFonts w:asciiTheme="minorHAnsi" w:hAnsiTheme="minorHAnsi"/>
+          <w:iCs w:val="0"/>
+          <w:color w:val="auto"/>
+          <w:sz w:val="22"/>
+          <w:szCs w:val="22"/>
+        </w:rPr>
+        <w:t>the given type of car,</w:t>
+      </w:r>
+      <w:r>
+        <w:rPr>
+          <w:rFonts w:asciiTheme="minorHAnsi" w:hAnsiTheme="minorHAnsi"/>
+          <w:iCs w:val="0"/>
+          <w:color w:val="auto"/>
+          <w:sz w:val="22"/>
+          <w:szCs w:val="22"/>
+        </w:rPr>
+        <w:t xml:space="preserve"> and print out the average number of fatalities per scenario</w:t>
+      </w:r>
+      <w:r>
+        <w:rPr>
+          <w:rFonts w:asciiTheme="minorHAnsi" w:hAnsiTheme="minorHAnsi"/>
+          <w:iCs w:val="0"/>
+          <w:color w:val="auto"/>
+          <w:sz w:val="22"/>
+          <w:szCs w:val="22"/>
+        </w:rPr>
+        <w:t>.</w:t>
+      </w:r>
+    </w:p>
+    <w:p>
+      <w:pPr>
+        <w:pStyle w:val="code"/>
+        <w:rPr>
+          <w:rFonts w:asciiTheme="minorHAnsi" w:hAnsiTheme="minorHAnsi"/>
+          <w:iCs w:val="0"/>
+          <w:color w:val="auto"/>
+          <w:sz w:val="22"/>
+          <w:szCs w:val="22"/>
+        </w:rPr>
+      </w:pPr>
+    </w:p>
+    <w:p>
+      <w:pPr>
+        <w:pStyle w:val="code"/>
+        <w:rPr>
+          <w:rFonts w:asciiTheme="minorHAnsi" w:hAnsiTheme="minorHAnsi"/>
+          <w:iCs w:val="0"/>
+          <w:color w:val="auto"/>
+          <w:sz w:val="22"/>
+          <w:szCs w:val="22"/>
+        </w:rPr>
+      </w:pPr>
+      <w:r>
+        <w:rPr>
+          <w:rFonts w:asciiTheme="minorHAnsi" w:hAnsiTheme="minorHAnsi"/>
+          <w:b/>
+          <w:bCs/>
+          <w:iCs w:val="0"/>
+          <w:color w:val="auto"/>
+          <w:sz w:val="22"/>
+          <w:szCs w:val="22"/>
+        </w:rPr>
         <w:t>Qu 14.</w:t>
       </w:r>
       <w:r>
@@ -1668,6 +1819,30 @@
     </w:p>
     <w:p>
       <w:pPr>
+        <w:pStyle w:val="code"/>
+        <w:rPr>
+          <w:rFonts w:asciiTheme="minorHAnsi" w:hAnsiTheme="minorHAnsi"/>
+          <w:iCs w:val="0"/>
+          <w:color w:val="auto"/>
+          <w:sz w:val="22"/>
+          <w:szCs w:val="22"/>
+        </w:rPr>
+      </w:pPr>
+    </w:p>
+    <w:p>
+      <w:pPr>
+        <w:pStyle w:val="code"/>
+        <w:rPr>
+          <w:rFonts w:asciiTheme="minorHAnsi" w:hAnsiTheme="minorHAnsi"/>
+          <w:iCs w:val="0"/>
+          <w:color w:val="auto"/>
+          <w:sz w:val="22"/>
+          <w:szCs w:val="22"/>
+        </w:rPr>
+      </w:pPr>
+    </w:p>
+    <w:p>
+      <w:pPr>
         <w:pStyle w:val="Heading2"/>
       </w:pPr>
       <w:r>
@@ -1771,7 +1946,27 @@
           <w:sz w:val="22"/>
           <w:szCs w:val="22"/>
         </w:rPr>
-        <w:t xml:space="preserve">, the car should never take an action that causes a fatality. We can also think of this as the do-no-harm approach. So the car can swerve to save lives if no one else will be killed. But if swerving would cause even one death, then the car must not swerve. Write a </w:t>
+        <w:t xml:space="preserve">, the car should never take an action that causes a fatality. We can also think of this as the </w:t>
+      </w:r>
+      <w:r>
+        <w:rPr>
+          <w:rFonts w:asciiTheme="minorHAnsi" w:hAnsiTheme="minorHAnsi"/>
+          <w:i/>
+          <w:color w:val="auto"/>
+          <w:sz w:val="22"/>
+          <w:szCs w:val="22"/>
+        </w:rPr>
+        <w:t>do-no-harm</w:t>
+      </w:r>
+      <w:r>
+        <w:rPr>
+          <w:rFonts w:asciiTheme="minorHAnsi" w:hAnsiTheme="minorHAnsi"/>
+          <w:iCs w:val="0"/>
+          <w:color w:val="auto"/>
+          <w:sz w:val="22"/>
+          <w:szCs w:val="22"/>
+        </w:rPr>
+        <w:t xml:space="preserve"> approach. So the car can swerve to save lives if no one else will be killed. But if swerving would cause even one death, then the car must not swerve. Write a </w:t>
       </w:r>
       <w:r>
         <w:rPr>
@@ -1840,65 +2035,101 @@
     </w:p>
     <w:p>
       <w:pPr>
-        <w:pStyle w:val="code"/>
-        <w:rPr>
-          <w:rFonts w:asciiTheme="minorHAnsi" w:hAnsiTheme="minorHAnsi"/>
-          <w:iCs w:val="0"/>
-          <w:color w:val="auto"/>
-          <w:sz w:val="22"/>
-          <w:szCs w:val="22"/>
-        </w:rPr>
-      </w:pPr>
-      <w:r>
-        <w:rPr>
-          <w:rFonts w:asciiTheme="minorHAnsi" w:hAnsiTheme="minorHAnsi"/>
-          <w:iCs w:val="0"/>
-          <w:color w:val="auto"/>
-          <w:sz w:val="22"/>
-          <w:szCs w:val="22"/>
-        </w:rPr>
+        <w:rPr>
+          <w:b/>
+          <w:bCs/>
+        </w:rPr>
+      </w:pPr>
+      <w:r>
         <w:t xml:space="preserve">Use the </w:t>
       </w:r>
       <w:r>
+        <w:rPr>
+          <w:rStyle w:val="codeChar"/>
+        </w:rPr>
         <w:t>plot_results()</w:t>
       </w:r>
       <w:r>
+        <w:t xml:space="preserve"> function given </w:t>
+      </w:r>
+      <w:r>
+        <w:rPr>
+          <w:iCs/>
+        </w:rPr>
+        <w:t>on the next page</w:t>
+      </w:r>
+      <w:r>
+        <w:t xml:space="preserve"> to visualize how the number of fatalities varies as we increase the proportion of selfish cars.</w:t>
+      </w:r>
+      <w:r>
+        <w:rPr>
+          <w:iCs/>
+        </w:rPr>
         <w:t xml:space="preserve"> </w:t>
       </w:r>
       <w:r>
-        <w:rPr>
-          <w:rFonts w:asciiTheme="minorHAnsi" w:hAnsiTheme="minorHAnsi"/>
-          <w:iCs w:val="0"/>
-          <w:color w:val="auto"/>
-          <w:sz w:val="22"/>
-          <w:szCs w:val="22"/>
-        </w:rPr>
-        <w:t xml:space="preserve">function given below to visualize how the number of fatalities varies as we increase the proportion of selfish cars. Paste the graph into your responses document and comment briefly on these results. </w:t>
-      </w:r>
-    </w:p>
-    <w:p>
-      <w:pPr>
-        <w:pStyle w:val="code"/>
-        <w:rPr>
-          <w:rFonts w:asciiTheme="minorHAnsi" w:hAnsiTheme="minorHAnsi"/>
-          <w:iCs w:val="0"/>
-          <w:color w:val="auto"/>
-          <w:sz w:val="22"/>
-          <w:szCs w:val="22"/>
-        </w:rPr>
-      </w:pPr>
-    </w:p>
-    <w:p>
-      <w:pPr>
-        <w:pStyle w:val="code"/>
-        <w:pBdr>
-          <w:top w:val="single" w:sz="4" w:space="1" w:color="auto"/>
-          <w:left w:val="single" w:sz="4" w:space="4" w:color="auto"/>
-          <w:bottom w:val="single" w:sz="4" w:space="1" w:color="auto"/>
-          <w:right w:val="single" w:sz="4" w:space="4" w:color="auto"/>
-        </w:pBdr>
-      </w:pPr>
-      <w:r>
+        <w:t xml:space="preserve">Paste the graph into your responses document and comment briefly on these results. </w:t>
+      </w:r>
+      <w:r>
+        <w:rPr>
+          <w:iCs/>
+        </w:rPr>
+        <w:t xml:space="preserve">Ask for help to install </w:t>
+      </w:r>
+      <w:r>
+        <w:rPr>
+          <w:rStyle w:val="codeChar"/>
+        </w:rPr>
+        <w:t>matplotlib</w:t>
+      </w:r>
+      <w:r>
+        <w:rPr>
+          <w:iCs/>
+        </w:rPr>
+        <w:t xml:space="preserve">, which is needed for this function – the basic technique is to open a terminal and execute the command </w:t>
+      </w:r>
+      <w:r>
+        <w:rPr>
+          <w:rStyle w:val="codeChar"/>
+        </w:rPr>
+        <w:t>pip install matplotlib</w:t>
+      </w:r>
+      <w:r>
+        <w:t xml:space="preserve">, or perhaps </w:t>
+      </w:r>
+      <w:r>
+        <w:rPr>
+          <w:rStyle w:val="codeChar"/>
+        </w:rPr>
+        <w:t>pip3 install matplotlib</w:t>
+      </w:r>
+      <w:r>
+        <w:rPr>
+          <w:iCs/>
+        </w:rPr>
+        <w:t>.</w:t>
+      </w:r>
+    </w:p>
+    <w:p>
+      <w:r>
+        <w:rPr>
+          <w:iCs/>
+        </w:rPr>
+        <w:br w:type="page"/>
+      </w:r>
+    </w:p>
+    <w:p>
+      <w:pPr>
+        <w:pStyle w:val="code"/>
+        <w:pBdr>
+          <w:top w:val="single" w:sz="4" w:space="1" w:color="auto"/>
+          <w:left w:val="single" w:sz="4" w:space="4" w:color="auto"/>
+          <w:bottom w:val="single" w:sz="4" w:space="1" w:color="auto"/>
+          <w:right w:val="single" w:sz="4" w:space="4" w:color="auto"/>
+        </w:pBdr>
+      </w:pPr>
+      <w:r>
+        <w:lastRenderedPageBreak/>
         <w:t xml:space="preserve">from matplotlib.pyplot import * </w:t>
       </w:r>
     </w:p>
@@ -2095,7 +2326,6 @@
         </w:pBdr>
       </w:pPr>
       <w:r>
-        <w:lastRenderedPageBreak/>
         <w:t xml:space="preserve">                else:</w:t>
       </w:r>
     </w:p>
@@ -2346,7 +2576,15 @@
       </w:r>
     </w:p>
     <w:p>
+      <w:pPr>
+        <w:rPr>
+          <w:b/>
+          <w:bCs/>
+        </w:rPr>
+      </w:pPr>
       <w:bookmarkStart w:id="0" w:name="_Hlk144329445"/>
+    </w:p>
+    <w:p>
       <w:r>
         <w:rPr>
           <w:b/>
